--- a/journal-paper.docx
+++ b/journal-paper.docx
@@ -50,7 +50,7 @@
         <w:rPr>
           <w:sz w:val="21"/>
         </w:rPr>
-        <w:t>This paper studies how global oil-price shocks pass through India's domestic price system. Instead of estimating only the effect of oil prices on headline CPI, it follows the shock across wholesale, retail fuel, fuel-sensitive consumer, and headline consumer price layers. Monthly log-difference ADL models are estimated with Newey-West HAC inference and bootstrap symmetry checks. The results show a layered attenuation pattern. Retail petrol responds strongly to Brent shocks. The preferred post-2010 WPI Fuel and Power model responds strongly to rupee oil shocks and passes the diagnostic gate. CPI Fuel and Light gives smaller bridge evidence, and headline WPI shows modest pass-through. At the headline CPI endpoint, positive pass-through is weak and statistically insignificant. Strong short-run asymmetry is not supported, except for a marginal retail petrol result. Overall, oil shocks remain visible in fuel layers but lose force in broad consumer inflation.</w:t>
+        <w:t>This paper studies how global oil-price shocks travel through India's domestic price system. Rather than estimate only oil price effect on headline CPI, it tracks shock across wholesale, retail fuel, fuel-sensitive consumer and headline consumer price layers. Monthly log-difference ADL models are estimated by Newey-West HAC inference with bootstrap symmetry checks. Results show layered attenuation. Retail petrol responds strongly to Brent shocks. The preferred post-2010 WPI Fuel and Power model responds strongly to rupee oil shocks and passes the diagnostic gate. CPI Fuel and Light shows smaller bridge evidence and headline WPI shows moderate pass-through. Pass-through is weak and statistically insignificant at the headline CPI endpoint. Except for a marginal retail petrol result, strong short-run asymmetry is not supported. In general, oil shocks are still visible in fuel layers but weaken in broad consumer inflation.</w:t>
       </w:r>
     </w:p>
     <w:p>
@@ -105,7 +105,7 @@
     </w:p>
     <w:p>
       <w:r>
-        <w:t>India imports a large share of its crude oil and prices that crude in United States dollars. Domestic oil pressure therefore depends on the Brent price and on the rupee-dollar exchange rate, so a useful measure of the domestic oil shock is the rupee-denominated oil price, oil</w:t>
+        <w:t>India imports much of its crude oil and prices that crude in United States dollars. Domestic oil pressure therefore depends on the Brent price and on the rupee-dollar exchange rate, so a good measure of the domestic oil shock is the rupee-denominated oil price, oil</w:t>
       </w:r>
       <w:r>
         <w:rPr>
@@ -153,36 +153,36 @@
         <w:t>t</w:t>
       </w:r>
       <w:r>
-        <w:t>. When Brent rises or the rupee weakens, the rupee oil price rises, and the cost pressure should appear first in the layers closest to fuel and then, with attenuation, in broader price aggregates (Mandal et al., 2012; Bhanumurthy et al., 2012).</w:t>
+        <w:t>. If Brent rises or the rupee weakens, the rupee oil price rises, and the cost pressure should be strongest in the layers closest to fuel and then, with attenuation, in broader price aggregates (Mandal et al., 2012; Bhanumurthy et al., 2012).</w:t>
       </w:r>
     </w:p>
     <w:p>
       <w:r>
-        <w:t>There is a familiar puzzle in this transmission. Petrol and diesel prices visibly track crude, and wholesale fuel inflation moves with rupee oil prices, but headline consumer inflation does not move one-for-one with oil. The Wholesale Price Index (WPI) is closer to producer cost pressure, while the Consumer Price Index (CPI) is the household-facing inflation index and is weighted heavily towards food, housing, services, health, and education. Fuel is only one component of the CPI basket, so even a strong oil shock can be diluted by the time it reaches headline CPI inflation.</w:t>
+        <w:t>There's a familiar puzzle in this transmission. Petrol and diesel prices closely follow crude, and wholesale fuel inflation moves with rupee oil prices, but headline consumer inflation does not move one-for-one with oil. The Wholesale Price Index (WPI) tracks producer cost pressure more closely than the Consumer Price Index (CPI), which is the household-facing inflation index and is weighted heavily towards food, housing, services, health and education. Because fuel is only part of the CPI basket, even a severe oil shock can be diluted by the time it reaches headline CPI inflation.</w:t>
       </w:r>
     </w:p>
     <w:p>
       <w:r>
-        <w:t>Most existing studies on Indian oil pass-through estimate a single equation linking oil to either WPI or CPI inflation (Mandal et al., 2012; Bhanumurthy et al., 2012; Pradeep, 2022). That approach gives one elasticity, but it does not show where the signal weakens. The contribution of this paper is to treat oil-price pass-through as a layered price-system problem rather than a single elasticity. The chain studied here moves from the rupee oil price to wholesale prices, from Brent to the Petroleum Planning and Analysis Cell (PPAC) Delhi retail petrol price, from PPAC retail petrol to CPI Fuel and Light, and from rupee oil to headline CPI. Each layer is estimated as a short-run asymmetric autoregressive distributed lag (ADL) model in monthly log differences.</w:t>
+        <w:t>Most existing studies of Indian oil pass-through estimate one equation linking oil to either WPI or CPI inflation (Mandal et al., 2012; Bhanumurthy et al., 2012; Pradeep, 2022). That approach gives one elasticity, but does not show where the signal weakens. The contribution of this paper is to treat oil-price pass-through as a layered price-system problem rather than a single elasticity. The chain studied here moves from rupee oil price to wholesale prices, from Brent to the Petroleum Planning and Analysis Cell (PPAC) Delhi retail petrol price, from PPAC retail petrol to CPI Fuel and Light, and from rupee oil to headline CPI. Each layer is estimated as a short-run asymmetric autoregressive distributed lag (ADL) model in monthly log differences.</w:t>
       </w:r>
     </w:p>
     <w:p>
       <w:r>
-        <w:t xml:space="preserve">The institutional background also matters. Domestic fuel prices were not always fully linked to international prices, and reform episodes changed the way international oil movements entered petrol and diesel prices. Pradeep (2022) studies this reform setting and </w:t>
+        <w:t xml:space="preserve">The institutional background is also relevant. Domestic fuel prices were not always fully linked to international prices, and reform episodes changed the way international oil movements entered petrol and diesel prices. Pradeep (2022) studies this reform setting and </w:t>
       </w:r>
       <w:r>
         <w:lastRenderedPageBreak/>
-        <w:t>places asymmetry at the centre of the question. This paper uses that background more narrowly. It does not claim that deregulation caused the post-2010 estimates. It treats the reform period as useful context for reading stronger wholesale and retail fuel pass-through after pricing became more market-linked.</w:t>
+        <w:t>places asymmetry at the centre of the question. This paper uses that background more narrowly. It does not claim that deregulation caused the post-2010 estimates. It treats the reform period as context for reading stronger wholesale and retail fuel pass-through once pricing became market-linked.</w:t>
       </w:r>
     </w:p>
     <w:p>
       <w:r>
-        <w:t>The WPI and CPI distinction is useful for this question because the two indices measure different layers of the price system. WPI is closer to producer and wholesale cost pressure. CPI is the consumer-facing aggregate used for inflation targeting, but it contains many items whose monthly movements need not follow oil prices. A layered design therefore gives a more cautious interpretation than a single headline CPI equation. If oil is strong in fuel layers but weak in headline CPI, the correct conclusion is attenuation, not irrelevance.</w:t>
+        <w:t>The WPI versus CPI distinction is useful here because the two indices measure different layers of the price system. WPI more closely tracks producer and wholesale cost pressure. CPI is the consumer-facing aggregate used for inflation targeting, but it contains many items whose monthly movements need not follow oil prices. A layered design is therefore more cautious than a single headline CPI equation. If oil is strong in fuel layers but weak in headline CPI, then attenuation is the right conclusion, not irrelevance.</w:t>
       </w:r>
     </w:p>
     <w:p>
       <w:r>
-        <w:t>Inference uses Newey-West heteroskedasticity and autocorrelation consistent (HAC) standard errors (Newey &amp; West, 1987), and the cumulative pass-through statistics CPT</w:t>
+        <w:t>For inference, Newey-West heteroskedasticity and autocorrelation consistent (HAC) standard errors (Newey &amp; West, 1987) are used, and the cumulative pass-through statistics CPT</w:t>
       </w:r>
       <w:r>
         <w:rPr>
@@ -200,12 +200,12 @@
         <w:t>-</w:t>
       </w:r>
       <w:r>
-        <w:t xml:space="preserve"> summarise the response to positive and negative shock terms. Bootstrap resampling provides a robustness check on asymmetry. Diagnostic tests cover serial correlation, functional form, and recursive stability, and a model-gate rule separates main, caveated, and excluded equations. Bai and Perron (2003) structural-break logic and the unit-root test battery, including KPSS checks (Kwiatkowski et al., 1992), are used to assess the differenced specification.</w:t>
+        <w:t xml:space="preserve"> summarise the response to positive and negative shock terms. Bootstrap resampling gives a robustness check for asymmetry. Diagnostic tests include serial correlation, functional form and recursive stability, and a model-gate rule distinguishes main, caveated and excluded equations. Bai and Perron (2003) structural-break logic and the unit-root test battery, including KPSS checks (Kwiatkowski et al., 1992), are used to assess the differenced specification.</w:t>
       </w:r>
     </w:p>
     <w:p>
       <w:r>
-        <w:t>The estimates suggest a layered attenuation pattern. Retail petrol shows the strongest direct consumer-side fuel response, with CPT</w:t>
+        <w:t>The estimates suggest layered attenuation. Retail petrol shows the strongest direct consumer-side fuel response, with CPT</w:t>
       </w:r>
       <w:r>
         <w:rPr>
@@ -214,7 +214,7 @@
         <w:t>+</w:t>
       </w:r>
       <w:r>
-        <w:t xml:space="preserve"> = 0.3459 (p &lt; 0.001). The preferred post-2010 WPI Fuel and Power model shows CPT</w:t>
+        <w:t xml:space="preserve"> = 0.3459 (p &lt; 0.001). The preferred post-2010 WPI Fuel and Power model gives CPT</w:t>
       </w:r>
       <w:r>
         <w:rPr>
@@ -232,7 +232,7 @@
         <w:t>+</w:t>
       </w:r>
       <w:r>
-        <w:t xml:space="preserve"> = 0.1777 (p = 0.0021). Headline WPI shows a statistically significant but modest CPT</w:t>
+        <w:t xml:space="preserve"> = 0.1777 (p = 0.0021). Headline WPI reports a statistically significant but modest CPT</w:t>
       </w:r>
       <w:r>
         <w:rPr>
@@ -250,7 +250,7 @@
         <w:t>+</w:t>
       </w:r>
       <w:r>
-        <w:t xml:space="preserve"> = 0.0213 with p = 0.1220, which is positive in sign but not statistically significant at conventional levels. A formal Wald test rejects equality of the retail petrol and headline CPI positive pass-through estimates at F = 14.3499, p = 0.0002. Asymmetry is mostly weak, with only retail petrol showing a marginal CPT</w:t>
+        <w:t xml:space="preserve"> = 0.0213 with p = 0.1220, positive in sign but not statistically significant at conventional levels. A formal Wald test rejects equality between the retail petrol and headline CPI positive pass-through estimates at F = 14.3499, p = 0.0002. Asymmetry is weak overall; only retail petrol shows a marginal CPT</w:t>
       </w:r>
       <w:r>
         <w:rPr>
@@ -273,7 +273,7 @@
     </w:p>
     <w:p>
       <w:r>
-        <w:t>The remainder of the paper is organised as follows. Section 2 describes the data and variables. Section 3 sets out the methodology. Section 4 reports results across price layers. Section 5 covers robustness, diagnostics, and limitations. Section 6 discusses implications and concludes.</w:t>
+        <w:t>The remainder of the paper is arranged as follows. Section 2 describes the data and variables. Section 3 details the methodology. Section 4 reports results across price layers. Section 5 deals with robustness, diagnostics and limitations. Section 6 discusses implications and concludes.</w:t>
       </w:r>
     </w:p>
     <w:p>
@@ -290,7 +290,7 @@
     </w:p>
     <w:p>
       <w:r>
-        <w:t>The dataset is monthly and combines official Indian price series with international oil and exchange-rate data. Headline WPI and WPI Fuel and Power are from the Office of the Economic Adviser (OEA), chained to the 2011-12 base (Office of the Economic Adviser, 2017). The headline CPI source file is the OECD all-items India CPI series accessed through FRED (INDCPIALLMINMEI), while CPI Fuel and Light is the processed all-India MoSPI component series. Delhi retail petrol prices are from the Petroleum Planning and Analysis Cell (PPAC, 2024). Brent crude is from the World Bank Pink Sheet (World Bank, 2026). The CPI pipeline uses the FRED EXINUS file, and the WPI pipeline uses the updated FRED EXINUS</w:t>
+        <w:t>This monthly dataset combines official Indian price series with international oil and exchange-rate data. Headline WPI and WPI Fuel and Power are from the Office of the Economic Adviser (OEA), chained to the 2011-12 base (Office of the Economic Adviser, 2017). The headline CPI source file is the OECD all-items India CPI series accessed via FRED (INDCPIALLMINMEI), and CPI Fuel and Light is the processed all-India MoSPI component series. Delhi retail petrol prices are from the Petroleum Planning and Analysis Cell (PPAC, 2024). Brent crude is from the World Bank Pink Sheet (World Bank, 2026). The CPI pipeline uses the FRED EXINUS file, and the WPI pipeline uses the updated FRED EXINUS</w:t>
       </w:r>
       <w:r>
         <w:rPr>
@@ -2484,7 +2484,7 @@
     </w:p>
     <w:p>
       <w:r>
-        <w:t>Variables across layers are matched to the channel each layer represents. The headline WPI model uses rupee oil shocks as Δx</w:t>
+        <w:t>Variables across layers match the channel each layer represents. The headline WPI model employs rupee oil shocks as Δx</w:t>
       </w:r>
       <w:r>
         <w:rPr>
@@ -2493,7 +2493,7 @@
         <w:t>t</w:t>
       </w:r>
       <w:r>
-        <w:t>. The WPI Fuel and Power model also uses rupee oil shocks. The PPAC retail petrol model uses Brent shocks. The CPI Fuel and Light bridge model uses PPAC petrol shocks. The headline CPI model uses rupee oil shocks. This matching keeps each regression interpretable as a pass-through equation for its layer.</w:t>
+        <w:t>. The WPI Fuel and Power model also uses rupee oil shocks. Brent shocks are used in the PPAC retail petrol model. PPAC petrol shocks are used in the CPI Fuel and Light bridge model. In the headline CPI model, rupee oil shocks are used. This matching keeps each regression interpretable as a pass-through equation for its layer.</w:t>
       </w:r>
     </w:p>
     <w:p>
@@ -2609,16 +2609,16 @@
         <w:t>1/3</w:t>
       </w:r>
       <w:r>
-        <w:t>) (Newey &amp; West, 1987). A restricted-residual circular block bootstrap with 4,999 replications provides a robustness check on the asymmetry test. Predictive precedence between oil and the dependent variable is examined with Granger-style tests on lagged shock terms; these are reported as predictive precedence rather than structural causality. Structural-break behaviour is examined through Bai and Perron (2003) tests, and stationarity of log-differenced series is verified by KPSS tests (Kwiatkowski et al., 1992).</w:t>
+        <w:t>) (Newey &amp; West, 1987). A restricted-residual circular block bootstrap with 4,999 replications gives a robustness check on the asymmetry test. Predictive precedence between oil and the dependent variable is examined using Granger-style tests on lagged shock terms; these are reported as predictive precedence rather than structural causality. Tests for structural-break behaviour are performed using Bai and Perron (2003) tests, and KPSS tests confirm stationarity of log-differenced series (Kwiatkowski et al., 1992).</w:t>
       </w:r>
     </w:p>
     <w:p>
       <w:r>
-        <w:t xml:space="preserve">A model is treated as claim-bearing only if it passes a mandatory diagnostic gate, specifically a Breusch-Godfrey test for residual serial correlation, a HAC-robust RESET test for functional form, and a recursive cumulative sum test for parameter stability. Models that fail one of these checks are reported with an explicit caveat or excluded from the main claims. The full-sample pooled WPI Fuel and Power model fails this gate and is retained only </w:t>
+        <w:t xml:space="preserve">A model is deemed claim-bearing only if it passes a mandatory diagnostic gate, specifically a Breusch-Godfrey test for residual serial correlation, a HAC-robust RESET test for functional form, and a recursive cumulative sum test for parameter stability. Models that fail one of these checks are reported with an explicit caveat or excluded from the main claims. The full-sample pooled WPI Fuel and Power model fails this gate and is retained only </w:t>
       </w:r>
       <w:r>
         <w:lastRenderedPageBreak/>
-        <w:t>as transparency context. The preferred post-2010 excluding-COVID Fuel and Power specification passes the gate and carries the wholesale fuel mechanism claim. ADF and Phillips-Perron tests support the first-differenced design; KPSS passes the CPI differenced variables and most WPI differenced variables, while WPI inflation carries a KPSS break-related caveat handled through the Bai-Perron check. The framework is short-run by design. There are no NARDL bounds tests, no error-correction terms, and no long-run pass-through claims, because the object of interest is monthly transmission rather than long-run equilibrium adjustment.</w:t>
+        <w:t>as transparency context. The preferred post-2010 excluding-COVID Fuel and Power specification passes the gate and carries the wholesale fuel mechanism claim. ADF and Phillips-Perron tests confirm the first-differenced design; KPSS passes the CPI differenced variables and most WPI differenced variables, while WPI inflation carries a KPSS break-related caveat handled through the Bai-Perron check. The framework is short-run by design. Since the interest is in monthly transmission rather than long-run equilibrium adjustment, there are no NARDL bounds tests, no error-correction terms, and no long-run pass-through claims.</w:t>
       </w:r>
     </w:p>
     <w:p>
@@ -4106,7 +4106,7 @@
     </w:p>
     <w:p>
       <w:r>
-        <w:t>Headline WPI shows statistically significant but modest pass-through from rupee oil shocks. The cumulative response to positive shocks is CPT</w:t>
+        <w:t>Headline WPI shows statistically significant but modest pass-through from rupee oil shocks. The combined response to positive shocks is CPT</w:t>
       </w:r>
       <w:r>
         <w:rPr>
@@ -4115,7 +4115,7 @@
         <w:t>+</w:t>
       </w:r>
       <w:r>
-        <w:t xml:space="preserve"> = 0.0301 with p = 0.0240, and the cumulative response to negative shock terms is CPT</w:t>
+        <w:t xml:space="preserve"> = 0.0301, p = 0.0240, and the cumulative response to negative shock terms is CPT</w:t>
       </w:r>
       <w:r>
         <w:rPr>
@@ -4124,7 +4124,7 @@
         <w:t>-</w:t>
       </w:r>
       <w:r>
-        <w:t xml:space="preserve"> = 0.0374 with p = 0.0012. The asymmetry test does not reject equality (p = 0.6727), so the wholesale endpoint does not support short-run asymmetry. The adjusted R</w:t>
+        <w:t xml:space="preserve"> = 0.0374, p = 0.0012. The asymmetry test does not reject equality (p = 0.6727), so the wholesale endpoint does not support short-run asymmetry. The adjusted R</w:t>
       </w:r>
       <w:r>
         <w:rPr>
@@ -4133,16 +4133,16 @@
         <w:t>2</w:t>
       </w:r>
       <w:r>
-        <w:t xml:space="preserve"> of 0.4207 over 515 observations indicates that the lagged inflation, oil shock, and seasonal structure together explain a substantial share of </w:t>
+        <w:t xml:space="preserve"> of 0.4207 over 515 observations suggests that lagged inflation, the oil shock and seasonal structure account for a large share of monthly headline </w:t>
       </w:r>
       <w:r>
         <w:lastRenderedPageBreak/>
-        <w:t>monthly headline WPI variation. The model passes the Breusch-Godfrey, HAC-RESET, and recursive CUSUM checks, so it is treated as claim-bearing.</w:t>
+        <w:t>WPI variation. The model passes the Breusch-Godfrey, HAC-RESET and recursive CUSUM checks, so it is treated as claim-bearing.</w:t>
       </w:r>
     </w:p>
     <w:p>
       <w:r>
-        <w:t>The preferred WPI Fuel and Power model carries a much stronger oil signal, with CPT</w:t>
+        <w:t>The preferred WPI Fuel and Power model has a stronger oil signal, with CPT</w:t>
       </w:r>
       <w:r>
         <w:rPr>
@@ -4160,12 +4160,12 @@
         <w:t>-</w:t>
       </w:r>
       <w:r>
-        <w:t xml:space="preserve"> = 0.4195 (p &lt; 0.001) over 186 observations. The point estimates imply that the wholesale fuel layer responds strongly within the lag window. The asymmetry p-value of 0.1642 does not reject equality of positive and negative cumulative effects. The model passes the mandatory diagnostic gate: Breusch-Godfrey p = 0.0746, HAC-RESET p = 0.5443, and recursive CUSUM p = 0.6999.</w:t>
+        <w:t xml:space="preserve"> = 0.4195 (p &lt; 0.001) over 186 observations. Point estimates indicate that the wholesale fuel layer responds strongly within the lag window. The asymmetry p-value of 0.1642 does not reject equality of positive and negative cumulative effects. The model clears the mandatory diagnostic gate: Breusch-Godfrey p = 0.0746, HAC-RESET p = 0.5443 and recursive CUSUM p = 0.6999.</w:t>
       </w:r>
     </w:p>
     <w:p>
       <w:r>
-        <w:t>The older full-sample pooled Fuel and Power model is still useful context but no longer carries the preferred inference. It gives CPT</w:t>
+        <w:t>The older full-sample pooled Fuel and Power model still provides useful context but no longer carries the preferred inference. On 371 observations it returns CPT</w:t>
       </w:r>
       <w:r>
         <w:rPr>
@@ -4183,12 +4183,12 @@
         <w:t>-</w:t>
       </w:r>
       <w:r>
-        <w:t xml:space="preserve"> = 0.2677 over 371 observations, but fails the HAC-RESET functional-form test. The failure is consistent with mixing administered and market-linked pricing periods and with the unusual COVID pricing months. Restricting the preferred model to the post-2010 period and excluding April to September 2020 is therefore an economic specification choice, not a cosmetic sample trim.</w:t>
+        <w:t xml:space="preserve"> = 0.2677, but fails the HAC-RESET functional-form test. The failure is consistent with mixing administered and market-linked pricing periods and with the unusual COVID pricing months. Restricting the preferred model to the post-2010 period and excluding April to September 2020 is thus an economic specification choice and not a cosmetic sample trim.</w:t>
       </w:r>
     </w:p>
     <w:p>
       <w:r>
-        <w:t>Figure 1 shows why the preferred wholesale fuel result should be read through the regime lens. Post-2010 WPI Fuel and Power pass-through is much larger than the pre-2010 estimate. This is consistent with the move towards more market-linked fuel pricing, although it is not a clean causal estimate of deregulation. The preferred excluding-COVID estimate in Table 2 is close to the post-2010 split shown in the figure and has cleaner functional-form diagnostics.</w:t>
+        <w:t>In Figure 1 the preferred wholesale fuel result is read through the regime lens. WPI Fuel and Power pass-through post-2010 is much larger than the pre-2010 estimate. This is consistent with a trend towards more market-linked fuel pricing, but it is not a clean causal estimate of deregulation. The Table 2 preferred excluding-COVID estimate is close to the post-2010 split in the figure and has cleaner functional-form diagnostics.</w:t>
       </w:r>
     </w:p>
     <w:p>
@@ -4202,7 +4202,7 @@
           <w:noProof/>
         </w:rPr>
         <w:drawing>
-          <wp:inline distT="0" distB="0" distL="0" distR="0" wp14:anchorId="203D6B6B" wp14:editId="6F4EA16A">
+          <wp:inline distT="0" distB="0" distL="0" distR="0" wp14:anchorId="25AF5BC9" wp14:editId="536100BD">
             <wp:extent cx="4983480" cy="2990088"/>
             <wp:effectExtent l="0" t="0" r="0" b="0"/>
             <wp:docPr id="1" name="Picture 1"/>
@@ -4265,7 +4265,7 @@
     </w:p>
     <w:p>
       <w:r>
-        <w:t>The PPAC Delhi retail petrol equation is the strongest direct fuel layer in the consumer-side chain. With Brent as the shock variable, CPT</w:t>
+        <w:t>The PPAC Delhi retail petrol equation is the most directly connected fuel link to consumers in this chain. Over 245 observations with Brent as the shock variable, CPT</w:t>
       </w:r>
       <w:r>
         <w:rPr>
@@ -4283,11 +4283,11 @@
         <w:t>-</w:t>
       </w:r>
       <w:r>
-        <w:t xml:space="preserve"> = 0.1912 (p = 0.0002) over 245 observations. The asymmetry p-value is 0.0999, which rejects equality only at the ten per cent level. The result should therefore be read as suggestive of stronger upward than downward pass-through in retail petrol, but not as decisive evidence of </w:t>
+        <w:t xml:space="preserve"> = 0.1912 (p = 0.0002). The asymmetry p-value is 0.0999, so equality is rejected only at the ten per cent significance level. The result should therefore be viewed as indicative of greater upward than downward pass-through for retail petrol, but not </w:t>
       </w:r>
       <w:r>
         <w:lastRenderedPageBreak/>
-        <w:t>asymmetric pricing. The retail petrol model passes the mandatory mechanism gate, so it can carry the channel claim.</w:t>
+        <w:t>as conclusive evidence of asymmetric pricing. The retail petrol model meets the mandatory mechanism gate criteria; hence, it may carry the channel claim.</w:t>
       </w:r>
     </w:p>
     <w:p>
@@ -4370,7 +4370,7 @@
         </w:rPr>
         <w:lastRenderedPageBreak/>
         <w:drawing>
-          <wp:inline distT="0" distB="0" distL="0" distR="0" wp14:anchorId="36934C88" wp14:editId="4BEBBBF9">
+          <wp:inline distT="0" distB="0" distL="0" distR="0" wp14:anchorId="4B6640E1" wp14:editId="2CD3D8FF">
             <wp:extent cx="5120640" cy="3072384"/>
             <wp:effectExtent l="0" t="0" r="0" b="0"/>
             <wp:docPr id="2" name="Picture 2"/>
@@ -4421,7 +4421,7 @@
     </w:p>
     <w:p>
       <w:r>
-        <w:t>A common-sample exercise re-estimates the consumer chain on the overlapping consumer-side window, with small N differences caused by lag construction, to reduce the risk that sample composition drives the ranking. Stage 1 (Brent to PPAC petrol) gives CPT</w:t>
+        <w:t>The consumer chain is re-estimated on the overlapping consumer-side window, with small N differences caused by lag construction, in a common-sample exercise that reduces the risk of sample composition driving the ranking. Stage 1 (Brent to PPAC petrol) gives CPT</w:t>
       </w:r>
       <w:r>
         <w:rPr>
@@ -4448,12 +4448,12 @@
         <w:t>+</w:t>
       </w:r>
       <w:r>
-        <w:t xml:space="preserve"> = 0.0064 (p = 0.6355). The qualitative pattern survives the common-sample restriction.</w:t>
+        <w:t xml:space="preserve"> = 0.0064 (p = 0.6355). The qualitative pattern is able to survive the common-sample restriction.</w:t>
       </w:r>
     </w:p>
     <w:p>
       <w:r>
-        <w:t>Predictive-precedence tests give supporting evidence, but they are not used as structural causality tests. In the WPI system, lagged rupee oil changes predict headline WPI inflation (F = 7.4288, p &lt; 0.001) and WPI Fuel and Power inflation (F = 15.2231, p &lt; 0.001), while the reverse WPI-to-oil direction is not supported. On the consumer side, Brent strongly predicts PPAC petrol (F = 10.7127, p &lt; 0.001). Lagged rupee oil terms predict headline CPI only at the ten per cent level (F = 2.2861, p = 0.0794), and PPAC petrol does not clearly predict CPI Fuel and Light in the bridge equation (p = 0.1126). This pattern matches the main estimates: the oil signal is easier to detect near fuel prices than in broad CPI.</w:t>
+        <w:t>Predictive-precedence tests provide supporting evidence but are not used as structural causality tests. In the WPI system, lagged rupee oil changes forecast headline WPI inflation (F = 7.4288, p &lt; 0.001) and WPI Fuel and Power inflation (F = 15.2231, p &lt; 0.001), while the reverse WPI-to-oil direction is not supported. On the consumer side, Brent predicts PPAC petrol (F = 10.7127, p &lt; 0.001). Lagged rupee oil terms predict headline CPI only at the ten per cent level (F = 2.2861, p = 0.0794), and PPAC petrol does not clearly predict CPI Fuel and Light in the bridge equation (p = 0.1126). This matches the main estimates: the oil signal is easier to pick up near fuel prices than in broad CPI.</w:t>
       </w:r>
     </w:p>
     <w:p>
@@ -5275,7 +5275,7 @@
     </w:p>
     <w:p>
       <w:r>
-        <w:t>The conclusion can be stated compactly. The research question is whether oil-price shocks transmit uniformly across Indian price layers or whether they attenuate as the index becomes broader. The estimates support a descriptive attenuation reading: WPI Fuel and Power and retail petrol are the high-pass-through fuel layers, CPI Fuel and Light is smaller, headline WPI is modest, and headline CPI is weak and statistically insignificant. The formal consumer-chain test rejects equality between retail petrol and headline CPI. The preferred WPI Fuel and Power estimate passes the diagnostic gate, while the full-sample pooled version is retained only as context. Asymmetry is not the main finding; only retail petrol shows a marginal asymmetry result at the ten per cent level. The post-2010 split is consistent with stronger pass-through under more market-linked fuel pricing, but it is institutional rather than causal evidence.</w:t>
+        <w:t>The conclusion can be put in short form. The research question is whether oil-price shocks propagate uniformly across Indian price layers or whether they become less pronounced as the index gets broader. The estimates support a descriptive attenuation reading: WPI Fuel and Power and retail petrol are the high-pass-through fuel layers, CPI Fuel and Light is smaller, headline WPI is moderate, and headline CPI is weak and statistically insignificant. The formal consumer-chain test rejects equality between retail petrol and headline CPI. The preferred WPI Fuel and Power estimate passes the diagnostic gate, while the full-sample pooled version is retained only as context. Asymmetry is not the main finding; only retail petrol shows a marginal asymmetry result at the ten per cent level. The post-2010 split supports stronger pass-through under more market-linked fuel pricing, but it is institutional rather than causal evidence.</w:t>
       </w:r>
     </w:p>
     <w:p>
@@ -5703,31 +5703,31 @@
       </w:rPr>
     </w:lvl>
   </w:abstractNum>
-  <w:num w:numId="1" w16cid:durableId="1164129773">
+  <w:num w:numId="1" w16cid:durableId="2028941632">
     <w:abstractNumId w:val="8"/>
   </w:num>
-  <w:num w:numId="2" w16cid:durableId="1983072159">
+  <w:num w:numId="2" w16cid:durableId="96145278">
     <w:abstractNumId w:val="6"/>
   </w:num>
-  <w:num w:numId="3" w16cid:durableId="851338395">
+  <w:num w:numId="3" w16cid:durableId="114833196">
     <w:abstractNumId w:val="5"/>
   </w:num>
-  <w:num w:numId="4" w16cid:durableId="377239366">
+  <w:num w:numId="4" w16cid:durableId="1219240201">
     <w:abstractNumId w:val="4"/>
   </w:num>
-  <w:num w:numId="5" w16cid:durableId="528300234">
+  <w:num w:numId="5" w16cid:durableId="1188324280">
     <w:abstractNumId w:val="7"/>
   </w:num>
-  <w:num w:numId="6" w16cid:durableId="241988701">
+  <w:num w:numId="6" w16cid:durableId="1221283020">
     <w:abstractNumId w:val="3"/>
   </w:num>
-  <w:num w:numId="7" w16cid:durableId="482894799">
+  <w:num w:numId="7" w16cid:durableId="923341975">
     <w:abstractNumId w:val="2"/>
   </w:num>
-  <w:num w:numId="8" w16cid:durableId="594946999">
+  <w:num w:numId="8" w16cid:durableId="1532722838">
     <w:abstractNumId w:val="1"/>
   </w:num>
-  <w:num w:numId="9" w16cid:durableId="1754621907">
+  <w:num w:numId="9" w16cid:durableId="284584271">
     <w:abstractNumId w:val="0"/>
   </w:num>
 </w:numbering>
